--- a/parity/fixtures/rw-bold.docx
+++ b/parity/fixtures/rw-bold.docx
@@ -428,7 +428,7 @@
     <w:link w:val="Heading1Char"/>
     <w:uiPriority w:val="9"/>
     <w:qFormat/>
-    <w:rsid w:val="002506D0"/>
+    <w:rsid w:val="00E574BE"/>
     <w:pPr>
       <w:keepNext/>
       <w:keepLines/>
@@ -451,7 +451,7 @@
     <w:semiHidden/>
     <w:unhideWhenUsed/>
     <w:qFormat/>
-    <w:rsid w:val="002506D0"/>
+    <w:rsid w:val="00E574BE"/>
     <w:pPr>
       <w:keepNext/>
       <w:keepLines/>
@@ -474,7 +474,7 @@
     <w:semiHidden/>
     <w:unhideWhenUsed/>
     <w:qFormat/>
-    <w:rsid w:val="002506D0"/>
+    <w:rsid w:val="00E574BE"/>
     <w:pPr>
       <w:keepNext/>
       <w:keepLines/>
@@ -497,7 +497,7 @@
     <w:semiHidden/>
     <w:unhideWhenUsed/>
     <w:qFormat/>
-    <w:rsid w:val="002506D0"/>
+    <w:rsid w:val="00E574BE"/>
     <w:pPr>
       <w:keepNext/>
       <w:keepLines/>
@@ -520,7 +520,7 @@
     <w:semiHidden/>
     <w:unhideWhenUsed/>
     <w:qFormat/>
-    <w:rsid w:val="002506D0"/>
+    <w:rsid w:val="00E574BE"/>
     <w:pPr>
       <w:keepNext/>
       <w:keepLines/>
@@ -541,7 +541,7 @@
     <w:semiHidden/>
     <w:unhideWhenUsed/>
     <w:qFormat/>
-    <w:rsid w:val="002506D0"/>
+    <w:rsid w:val="00E574BE"/>
     <w:pPr>
       <w:keepNext/>
       <w:keepLines/>
@@ -564,7 +564,7 @@
     <w:semiHidden/>
     <w:unhideWhenUsed/>
     <w:qFormat/>
-    <w:rsid w:val="002506D0"/>
+    <w:rsid w:val="00E574BE"/>
     <w:pPr>
       <w:keepNext/>
       <w:keepLines/>
@@ -585,7 +585,7 @@
     <w:semiHidden/>
     <w:unhideWhenUsed/>
     <w:qFormat/>
-    <w:rsid w:val="002506D0"/>
+    <w:rsid w:val="00E574BE"/>
     <w:pPr>
       <w:keepNext/>
       <w:keepLines/>
@@ -608,7 +608,7 @@
     <w:semiHidden/>
     <w:unhideWhenUsed/>
     <w:qFormat/>
-    <w:rsid w:val="002506D0"/>
+    <w:rsid w:val="00E574BE"/>
     <w:pPr>
       <w:keepNext/>
       <w:keepLines/>
@@ -652,7 +652,7 @@
     <w:basedOn w:val="DefaultParagraphFont"/>
     <w:link w:val="Heading1"/>
     <w:uiPriority w:val="9"/>
-    <w:rsid w:val="002506D0"/>
+    <w:rsid w:val="00E574BE"/>
     <w:rPr>
       <w:rFonts w:asciiTheme="majorHAnsi" w:eastAsiaTheme="majorEastAsia" w:hAnsiTheme="majorHAnsi" w:cstheme="majorBidi"/>
       <w:color w:val="0F4761" w:themeColor="accent1" w:themeShade="BF"/>
@@ -666,7 +666,7 @@
     <w:link w:val="Heading2"/>
     <w:uiPriority w:val="9"/>
     <w:semiHidden/>
-    <w:rsid w:val="002506D0"/>
+    <w:rsid w:val="00E574BE"/>
     <w:rPr>
       <w:rFonts w:asciiTheme="majorHAnsi" w:eastAsiaTheme="majorEastAsia" w:hAnsiTheme="majorHAnsi" w:cstheme="majorBidi"/>
       <w:color w:val="0F4761" w:themeColor="accent1" w:themeShade="BF"/>
@@ -680,7 +680,7 @@
     <w:link w:val="Heading3"/>
     <w:uiPriority w:val="9"/>
     <w:semiHidden/>
-    <w:rsid w:val="002506D0"/>
+    <w:rsid w:val="00E574BE"/>
     <w:rPr>
       <w:rFonts w:eastAsiaTheme="majorEastAsia" w:cstheme="majorBidi"/>
       <w:color w:val="0F4761" w:themeColor="accent1" w:themeShade="BF"/>
@@ -694,7 +694,7 @@
     <w:link w:val="Heading4"/>
     <w:uiPriority w:val="9"/>
     <w:semiHidden/>
-    <w:rsid w:val="002506D0"/>
+    <w:rsid w:val="00E574BE"/>
     <w:rPr>
       <w:rFonts w:eastAsiaTheme="majorEastAsia" w:cstheme="majorBidi"/>
       <w:i/>
@@ -708,7 +708,7 @@
     <w:link w:val="Heading5"/>
     <w:uiPriority w:val="9"/>
     <w:semiHidden/>
-    <w:rsid w:val="002506D0"/>
+    <w:rsid w:val="00E574BE"/>
     <w:rPr>
       <w:rFonts w:eastAsiaTheme="majorEastAsia" w:cstheme="majorBidi"/>
       <w:color w:val="0F4761" w:themeColor="accent1" w:themeShade="BF"/>
@@ -720,7 +720,7 @@
     <w:link w:val="Heading6"/>
     <w:uiPriority w:val="9"/>
     <w:semiHidden/>
-    <w:rsid w:val="002506D0"/>
+    <w:rsid w:val="00E574BE"/>
     <w:rPr>
       <w:rFonts w:eastAsiaTheme="majorEastAsia" w:cstheme="majorBidi"/>
       <w:i/>
@@ -734,7 +734,7 @@
     <w:link w:val="Heading7"/>
     <w:uiPriority w:val="9"/>
     <w:semiHidden/>
-    <w:rsid w:val="002506D0"/>
+    <w:rsid w:val="00E574BE"/>
     <w:rPr>
       <w:rFonts w:eastAsiaTheme="majorEastAsia" w:cstheme="majorBidi"/>
       <w:color w:val="595959" w:themeColor="text1" w:themeTint="A6"/>
@@ -746,7 +746,7 @@
     <w:link w:val="Heading8"/>
     <w:uiPriority w:val="9"/>
     <w:semiHidden/>
-    <w:rsid w:val="002506D0"/>
+    <w:rsid w:val="00E574BE"/>
     <w:rPr>
       <w:rFonts w:eastAsiaTheme="majorEastAsia" w:cstheme="majorBidi"/>
       <w:i/>
@@ -760,7 +760,7 @@
     <w:link w:val="Heading9"/>
     <w:uiPriority w:val="9"/>
     <w:semiHidden/>
-    <w:rsid w:val="002506D0"/>
+    <w:rsid w:val="00E574BE"/>
     <w:rPr>
       <w:rFonts w:eastAsiaTheme="majorEastAsia" w:cstheme="majorBidi"/>
       <w:color w:val="272727" w:themeColor="text1" w:themeTint="D8"/>
@@ -773,7 +773,7 @@
     <w:link w:val="TitleChar"/>
     <w:uiPriority w:val="10"/>
     <w:qFormat/>
-    <w:rsid w:val="002506D0"/>
+    <w:rsid w:val="00E574BE"/>
     <w:pPr>
       <w:spacing w:after="80" w:line="240" w:lineRule="auto"/>
       <w:contextualSpacing/>
@@ -791,7 +791,7 @@
     <w:basedOn w:val="DefaultParagraphFont"/>
     <w:link w:val="Title"/>
     <w:uiPriority w:val="10"/>
-    <w:rsid w:val="002506D0"/>
+    <w:rsid w:val="00E574BE"/>
     <w:rPr>
       <w:rFonts w:asciiTheme="majorHAnsi" w:eastAsiaTheme="majorEastAsia" w:hAnsiTheme="majorHAnsi" w:cstheme="majorBidi"/>
       <w:spacing w:val="-10"/>
@@ -807,7 +807,7 @@
     <w:link w:val="SubtitleChar"/>
     <w:uiPriority w:val="11"/>
     <w:qFormat/>
-    <w:rsid w:val="002506D0"/>
+    <w:rsid w:val="00E574BE"/>
     <w:pPr>
       <w:numPr>
         <w:ilvl w:val="1"/>
@@ -826,7 +826,7 @@
     <w:basedOn w:val="DefaultParagraphFont"/>
     <w:link w:val="Subtitle"/>
     <w:uiPriority w:val="11"/>
-    <w:rsid w:val="002506D0"/>
+    <w:rsid w:val="00E574BE"/>
     <w:rPr>
       <w:rFonts w:eastAsiaTheme="majorEastAsia" w:cstheme="majorBidi"/>
       <w:color w:val="595959" w:themeColor="text1" w:themeTint="A6"/>
@@ -842,7 +842,7 @@
     <w:link w:val="QuoteChar"/>
     <w:uiPriority w:val="29"/>
     <w:qFormat/>
-    <w:rsid w:val="002506D0"/>
+    <w:rsid w:val="00E574BE"/>
     <w:pPr>
       <w:spacing w:before="160"/>
       <w:jc w:val="center"/>
@@ -858,7 +858,7 @@
     <w:basedOn w:val="DefaultParagraphFont"/>
     <w:link w:val="Quote"/>
     <w:uiPriority w:val="29"/>
-    <w:rsid w:val="002506D0"/>
+    <w:rsid w:val="00E574BE"/>
     <w:rPr>
       <w:i/>
       <w:iCs/>
@@ -870,7 +870,7 @@
     <w:basedOn w:val="Normal"/>
     <w:uiPriority w:val="34"/>
     <w:qFormat/>
-    <w:rsid w:val="002506D0"/>
+    <w:rsid w:val="00E574BE"/>
     <w:pPr>
       <w:ind w:left="720"/>
       <w:contextualSpacing/>
@@ -881,7 +881,7 @@
     <w:basedOn w:val="DefaultParagraphFont"/>
     <w:uiPriority w:val="21"/>
     <w:qFormat/>
-    <w:rsid w:val="002506D0"/>
+    <w:rsid w:val="00E574BE"/>
     <w:rPr>
       <w:i/>
       <w:iCs/>
@@ -895,7 +895,7 @@
     <w:link w:val="IntenseQuoteChar"/>
     <w:uiPriority w:val="30"/>
     <w:qFormat/>
-    <w:rsid w:val="002506D0"/>
+    <w:rsid w:val="00E574BE"/>
     <w:pPr>
       <w:pBdr>
         <w:top w:val="single" w:sz="4" w:space="10" w:color="0F4761" w:themeColor="accent1" w:themeShade="BF"/>
@@ -916,7 +916,7 @@
     <w:basedOn w:val="DefaultParagraphFont"/>
     <w:link w:val="IntenseQuote"/>
     <w:uiPriority w:val="30"/>
-    <w:rsid w:val="002506D0"/>
+    <w:rsid w:val="00E574BE"/>
     <w:rPr>
       <w:i/>
       <w:iCs/>
@@ -928,7 +928,7 @@
     <w:basedOn w:val="DefaultParagraphFont"/>
     <w:uiPriority w:val="32"/>
     <w:qFormat/>
-    <w:rsid w:val="002506D0"/>
+    <w:rsid w:val="00E574BE"/>
     <w:rPr>
       <w:b/>
       <w:bCs/>

--- a/parity/fixtures/rw-bold.docx
+++ b/parity/fixtures/rw-bold.docx
@@ -428,7 +428,7 @@
     <w:link w:val="Heading1Char"/>
     <w:uiPriority w:val="9"/>
     <w:qFormat/>
-    <w:rsid w:val="00E574BE"/>
+    <w:rsid w:val="001951C4"/>
     <w:pPr>
       <w:keepNext/>
       <w:keepLines/>
@@ -451,7 +451,7 @@
     <w:semiHidden/>
     <w:unhideWhenUsed/>
     <w:qFormat/>
-    <w:rsid w:val="00E574BE"/>
+    <w:rsid w:val="001951C4"/>
     <w:pPr>
       <w:keepNext/>
       <w:keepLines/>
@@ -474,7 +474,7 @@
     <w:semiHidden/>
     <w:unhideWhenUsed/>
     <w:qFormat/>
-    <w:rsid w:val="00E574BE"/>
+    <w:rsid w:val="001951C4"/>
     <w:pPr>
       <w:keepNext/>
       <w:keepLines/>
@@ -497,7 +497,7 @@
     <w:semiHidden/>
     <w:unhideWhenUsed/>
     <w:qFormat/>
-    <w:rsid w:val="00E574BE"/>
+    <w:rsid w:val="001951C4"/>
     <w:pPr>
       <w:keepNext/>
       <w:keepLines/>
@@ -520,7 +520,7 @@
     <w:semiHidden/>
     <w:unhideWhenUsed/>
     <w:qFormat/>
-    <w:rsid w:val="00E574BE"/>
+    <w:rsid w:val="001951C4"/>
     <w:pPr>
       <w:keepNext/>
       <w:keepLines/>
@@ -541,7 +541,7 @@
     <w:semiHidden/>
     <w:unhideWhenUsed/>
     <w:qFormat/>
-    <w:rsid w:val="00E574BE"/>
+    <w:rsid w:val="001951C4"/>
     <w:pPr>
       <w:keepNext/>
       <w:keepLines/>
@@ -564,7 +564,7 @@
     <w:semiHidden/>
     <w:unhideWhenUsed/>
     <w:qFormat/>
-    <w:rsid w:val="00E574BE"/>
+    <w:rsid w:val="001951C4"/>
     <w:pPr>
       <w:keepNext/>
       <w:keepLines/>
@@ -585,7 +585,7 @@
     <w:semiHidden/>
     <w:unhideWhenUsed/>
     <w:qFormat/>
-    <w:rsid w:val="00E574BE"/>
+    <w:rsid w:val="001951C4"/>
     <w:pPr>
       <w:keepNext/>
       <w:keepLines/>
@@ -608,7 +608,7 @@
     <w:semiHidden/>
     <w:unhideWhenUsed/>
     <w:qFormat/>
-    <w:rsid w:val="00E574BE"/>
+    <w:rsid w:val="001951C4"/>
     <w:pPr>
       <w:keepNext/>
       <w:keepLines/>
@@ -652,7 +652,7 @@
     <w:basedOn w:val="DefaultParagraphFont"/>
     <w:link w:val="Heading1"/>
     <w:uiPriority w:val="9"/>
-    <w:rsid w:val="00E574BE"/>
+    <w:rsid w:val="001951C4"/>
     <w:rPr>
       <w:rFonts w:asciiTheme="majorHAnsi" w:eastAsiaTheme="majorEastAsia" w:hAnsiTheme="majorHAnsi" w:cstheme="majorBidi"/>
       <w:color w:val="0F4761" w:themeColor="accent1" w:themeShade="BF"/>
@@ -666,7 +666,7 @@
     <w:link w:val="Heading2"/>
     <w:uiPriority w:val="9"/>
     <w:semiHidden/>
-    <w:rsid w:val="00E574BE"/>
+    <w:rsid w:val="001951C4"/>
     <w:rPr>
       <w:rFonts w:asciiTheme="majorHAnsi" w:eastAsiaTheme="majorEastAsia" w:hAnsiTheme="majorHAnsi" w:cstheme="majorBidi"/>
       <w:color w:val="0F4761" w:themeColor="accent1" w:themeShade="BF"/>
@@ -680,7 +680,7 @@
     <w:link w:val="Heading3"/>
     <w:uiPriority w:val="9"/>
     <w:semiHidden/>
-    <w:rsid w:val="00E574BE"/>
+    <w:rsid w:val="001951C4"/>
     <w:rPr>
       <w:rFonts w:eastAsiaTheme="majorEastAsia" w:cstheme="majorBidi"/>
       <w:color w:val="0F4761" w:themeColor="accent1" w:themeShade="BF"/>
@@ -694,7 +694,7 @@
     <w:link w:val="Heading4"/>
     <w:uiPriority w:val="9"/>
     <w:semiHidden/>
-    <w:rsid w:val="00E574BE"/>
+    <w:rsid w:val="001951C4"/>
     <w:rPr>
       <w:rFonts w:eastAsiaTheme="majorEastAsia" w:cstheme="majorBidi"/>
       <w:i/>
@@ -708,7 +708,7 @@
     <w:link w:val="Heading5"/>
     <w:uiPriority w:val="9"/>
     <w:semiHidden/>
-    <w:rsid w:val="00E574BE"/>
+    <w:rsid w:val="001951C4"/>
     <w:rPr>
       <w:rFonts w:eastAsiaTheme="majorEastAsia" w:cstheme="majorBidi"/>
       <w:color w:val="0F4761" w:themeColor="accent1" w:themeShade="BF"/>
@@ -720,7 +720,7 @@
     <w:link w:val="Heading6"/>
     <w:uiPriority w:val="9"/>
     <w:semiHidden/>
-    <w:rsid w:val="00E574BE"/>
+    <w:rsid w:val="001951C4"/>
     <w:rPr>
       <w:rFonts w:eastAsiaTheme="majorEastAsia" w:cstheme="majorBidi"/>
       <w:i/>
@@ -734,7 +734,7 @@
     <w:link w:val="Heading7"/>
     <w:uiPriority w:val="9"/>
     <w:semiHidden/>
-    <w:rsid w:val="00E574BE"/>
+    <w:rsid w:val="001951C4"/>
     <w:rPr>
       <w:rFonts w:eastAsiaTheme="majorEastAsia" w:cstheme="majorBidi"/>
       <w:color w:val="595959" w:themeColor="text1" w:themeTint="A6"/>
@@ -746,7 +746,7 @@
     <w:link w:val="Heading8"/>
     <w:uiPriority w:val="9"/>
     <w:semiHidden/>
-    <w:rsid w:val="00E574BE"/>
+    <w:rsid w:val="001951C4"/>
     <w:rPr>
       <w:rFonts w:eastAsiaTheme="majorEastAsia" w:cstheme="majorBidi"/>
       <w:i/>
@@ -760,7 +760,7 @@
     <w:link w:val="Heading9"/>
     <w:uiPriority w:val="9"/>
     <w:semiHidden/>
-    <w:rsid w:val="00E574BE"/>
+    <w:rsid w:val="001951C4"/>
     <w:rPr>
       <w:rFonts w:eastAsiaTheme="majorEastAsia" w:cstheme="majorBidi"/>
       <w:color w:val="272727" w:themeColor="text1" w:themeTint="D8"/>
@@ -773,7 +773,7 @@
     <w:link w:val="TitleChar"/>
     <w:uiPriority w:val="10"/>
     <w:qFormat/>
-    <w:rsid w:val="00E574BE"/>
+    <w:rsid w:val="001951C4"/>
     <w:pPr>
       <w:spacing w:after="80" w:line="240" w:lineRule="auto"/>
       <w:contextualSpacing/>
@@ -791,7 +791,7 @@
     <w:basedOn w:val="DefaultParagraphFont"/>
     <w:link w:val="Title"/>
     <w:uiPriority w:val="10"/>
-    <w:rsid w:val="00E574BE"/>
+    <w:rsid w:val="001951C4"/>
     <w:rPr>
       <w:rFonts w:asciiTheme="majorHAnsi" w:eastAsiaTheme="majorEastAsia" w:hAnsiTheme="majorHAnsi" w:cstheme="majorBidi"/>
       <w:spacing w:val="-10"/>
@@ -807,7 +807,7 @@
     <w:link w:val="SubtitleChar"/>
     <w:uiPriority w:val="11"/>
     <w:qFormat/>
-    <w:rsid w:val="00E574BE"/>
+    <w:rsid w:val="001951C4"/>
     <w:pPr>
       <w:numPr>
         <w:ilvl w:val="1"/>
@@ -826,7 +826,7 @@
     <w:basedOn w:val="DefaultParagraphFont"/>
     <w:link w:val="Subtitle"/>
     <w:uiPriority w:val="11"/>
-    <w:rsid w:val="00E574BE"/>
+    <w:rsid w:val="001951C4"/>
     <w:rPr>
       <w:rFonts w:eastAsiaTheme="majorEastAsia" w:cstheme="majorBidi"/>
       <w:color w:val="595959" w:themeColor="text1" w:themeTint="A6"/>
@@ -842,7 +842,7 @@
     <w:link w:val="QuoteChar"/>
     <w:uiPriority w:val="29"/>
     <w:qFormat/>
-    <w:rsid w:val="00E574BE"/>
+    <w:rsid w:val="001951C4"/>
     <w:pPr>
       <w:spacing w:before="160"/>
       <w:jc w:val="center"/>
@@ -858,7 +858,7 @@
     <w:basedOn w:val="DefaultParagraphFont"/>
     <w:link w:val="Quote"/>
     <w:uiPriority w:val="29"/>
-    <w:rsid w:val="00E574BE"/>
+    <w:rsid w:val="001951C4"/>
     <w:rPr>
       <w:i/>
       <w:iCs/>
@@ -870,7 +870,7 @@
     <w:basedOn w:val="Normal"/>
     <w:uiPriority w:val="34"/>
     <w:qFormat/>
-    <w:rsid w:val="00E574BE"/>
+    <w:rsid w:val="001951C4"/>
     <w:pPr>
       <w:ind w:left="720"/>
       <w:contextualSpacing/>
@@ -881,7 +881,7 @@
     <w:basedOn w:val="DefaultParagraphFont"/>
     <w:uiPriority w:val="21"/>
     <w:qFormat/>
-    <w:rsid w:val="00E574BE"/>
+    <w:rsid w:val="001951C4"/>
     <w:rPr>
       <w:i/>
       <w:iCs/>
@@ -895,7 +895,7 @@
     <w:link w:val="IntenseQuoteChar"/>
     <w:uiPriority w:val="30"/>
     <w:qFormat/>
-    <w:rsid w:val="00E574BE"/>
+    <w:rsid w:val="001951C4"/>
     <w:pPr>
       <w:pBdr>
         <w:top w:val="single" w:sz="4" w:space="10" w:color="0F4761" w:themeColor="accent1" w:themeShade="BF"/>
@@ -916,7 +916,7 @@
     <w:basedOn w:val="DefaultParagraphFont"/>
     <w:link w:val="IntenseQuote"/>
     <w:uiPriority w:val="30"/>
-    <w:rsid w:val="00E574BE"/>
+    <w:rsid w:val="001951C4"/>
     <w:rPr>
       <w:i/>
       <w:iCs/>
@@ -928,7 +928,7 @@
     <w:basedOn w:val="DefaultParagraphFont"/>
     <w:uiPriority w:val="32"/>
     <w:qFormat/>
-    <w:rsid w:val="00E574BE"/>
+    <w:rsid w:val="001951C4"/>
     <w:rPr>
       <w:b/>
       <w:bCs/>
